--- a/backend/outputs/50693527/50693527_549311_SCPM-04.docx
+++ b/backend/outputs/50693527/50693527_549311_SCPM-04.docx
@@ -6384,7 +6384,7 @@
                 <w:szCs w:val="18"/>
                 <w:lang w:val="es-ES"/>
               </w:rPr>
-              <w:t xml:space="preserve"/>
+              <w:t xml:space="preserve">Ejecutivo Zarate</w:t>
             </w:r>
           </w:p>
         </w:tc>
@@ -6417,7 +6417,7 @@
                 <w:szCs w:val="18"/>
                 <w:lang w:val="es-ES"/>
               </w:rPr>
-              <w:t xml:space="preserve"> </w:t>
+              <w:t xml:space="preserve"> 327374</w:t>
             </w:r>
           </w:p>
         </w:tc>
@@ -7256,7 +7256,7 @@
           <w:sz w:val="18"/>
           <w:szCs w:val="18"/>
         </w:rPr>
-        <w:t xml:space="preserve"/>
+        <w:t xml:space="preserve">Ejecutivo Zarate</w:t>
       </w:r>
       <w:r>
         <w:rPr>
@@ -7286,7 +7286,7 @@
           <w:szCs w:val="18"/>
           <w:lang w:val="pt-PT"/>
         </w:rPr>
-        <w:t xml:space="preserve"> </w:t>
+        <w:t xml:space="preserve"> 327374</w:t>
       </w:r>
     </w:p>
     <w:p>
